--- a/lab06/lab_06.docx
+++ b/lab06/lab_06.docx
@@ -122,62 +122,94 @@
           <w:sz w:val="32"/>
           <w:szCs w:val="32"/>
         </w:rPr>
-        <w:t xml:space="preserve">); Fan andLight implement it. Loop over a </w:t>
-      </w:r>
-      <w:proofErr w:type="gramStart"/>
+        <w:t xml:space="preserve">); Fan </w:t>
+      </w:r>
+      <w:proofErr w:type="spellStart"/>
       <w:r>
         <w:rPr>
           <w:sz w:val="32"/>
           <w:szCs w:val="32"/>
         </w:rPr>
-        <w:t>Switchable[</w:t>
-      </w:r>
-      <w:proofErr w:type="gramEnd"/>
+        <w:t>andLight</w:t>
+      </w:r>
+      <w:proofErr w:type="spellEnd"/>
       <w:r>
         <w:rPr>
           <w:sz w:val="32"/>
           <w:szCs w:val="32"/>
         </w:rPr>
-        <w:t>] toggling each. Then add a functionalinterface that decides, given a device and an hour, whether it may switch on, and supply it once as an anonymous class and once as a lambda.</w:t>
-      </w:r>
-    </w:p>
-    <w:p>
-      <w:pPr>
+        <w:t xml:space="preserve"> implement it. Loop over a </w:t>
+      </w:r>
+      <w:proofErr w:type="gramStart"/>
+      <w:r>
         <w:rPr>
           <w:sz w:val="32"/>
           <w:szCs w:val="32"/>
         </w:rPr>
-      </w:pPr>
-    </w:p>
-    <w:p>
-      <w:pPr>
+        <w:t>Switchable[</w:t>
+      </w:r>
+      <w:proofErr w:type="gramEnd"/>
+      <w:r>
         <w:rPr>
           <w:sz w:val="32"/>
           <w:szCs w:val="32"/>
         </w:rPr>
-      </w:pPr>
-      <w:proofErr w:type="gramStart"/>
+        <w:t xml:space="preserve">] toggling each. Then add a </w:t>
+      </w:r>
+      <w:proofErr w:type="spellStart"/>
       <w:r>
         <w:rPr>
           <w:sz w:val="32"/>
           <w:szCs w:val="32"/>
         </w:rPr>
-        <w:t>Code:-</w:t>
-      </w:r>
-      <w:proofErr w:type="gramEnd"/>
-    </w:p>
-    <w:p>
-      <w:pPr>
+        <w:t>functionalinterface</w:t>
+      </w:r>
+      <w:proofErr w:type="spellEnd"/>
+      <w:r>
         <w:rPr>
           <w:sz w:val="32"/>
           <w:szCs w:val="32"/>
         </w:rPr>
-      </w:pPr>
-      <w:r>
+        <w:t xml:space="preserve"> that decides, given a device and an hour, whether it may switch on, and supply it once as an anonymous class and once as a lambda.</w:t>
+      </w:r>
+    </w:p>
+    <w:p>
+      <w:pPr>
         <w:rPr>
           <w:sz w:val="32"/>
           <w:szCs w:val="32"/>
         </w:rPr>
+      </w:pPr>
+    </w:p>
+    <w:p>
+      <w:pPr>
+        <w:rPr>
+          <w:sz w:val="32"/>
+          <w:szCs w:val="32"/>
+        </w:rPr>
+      </w:pPr>
+      <w:proofErr w:type="gramStart"/>
+      <w:r>
+        <w:rPr>
+          <w:sz w:val="32"/>
+          <w:szCs w:val="32"/>
+        </w:rPr>
+        <w:t>Code:-</w:t>
+      </w:r>
+      <w:proofErr w:type="gramEnd"/>
+    </w:p>
+    <w:p>
+      <w:pPr>
+        <w:rPr>
+          <w:sz w:val="32"/>
+          <w:szCs w:val="32"/>
+        </w:rPr>
+      </w:pPr>
+      <w:r>
+        <w:rPr>
+          <w:sz w:val="32"/>
+          <w:szCs w:val="32"/>
+        </w:rPr>
         <w:t>Main1.java</w:t>
       </w:r>
     </w:p>
@@ -423,7 +455,23 @@
           <w:sz w:val="28"/>
           <w:szCs w:val="28"/>
         </w:rPr>
-        <w:t>        System.out.println("Fan is ON");</w:t>
+        <w:t xml:space="preserve">        </w:t>
+      </w:r>
+      <w:proofErr w:type="spellStart"/>
+      <w:r>
+        <w:rPr>
+          <w:sz w:val="28"/>
+          <w:szCs w:val="28"/>
+        </w:rPr>
+        <w:t>System.out.println</w:t>
+      </w:r>
+      <w:proofErr w:type="spellEnd"/>
+      <w:r>
+        <w:rPr>
+          <w:sz w:val="28"/>
+          <w:szCs w:val="28"/>
+        </w:rPr>
+        <w:t>("Fan is ON");</w:t>
       </w:r>
     </w:p>
     <w:p>
@@ -484,7 +532,23 @@
           <w:sz w:val="28"/>
           <w:szCs w:val="28"/>
         </w:rPr>
-        <w:t>        System.out.println("Fan is OFF");</w:t>
+        <w:t xml:space="preserve">        </w:t>
+      </w:r>
+      <w:proofErr w:type="spellStart"/>
+      <w:r>
+        <w:rPr>
+          <w:sz w:val="28"/>
+          <w:szCs w:val="28"/>
+        </w:rPr>
+        <w:t>System.out.println</w:t>
+      </w:r>
+      <w:proofErr w:type="spellEnd"/>
+      <w:r>
+        <w:rPr>
+          <w:sz w:val="28"/>
+          <w:szCs w:val="28"/>
+        </w:rPr>
+        <w:t>("Fan is OFF");</w:t>
       </w:r>
     </w:p>
     <w:p>
@@ -576,7 +640,23 @@
           <w:sz w:val="28"/>
           <w:szCs w:val="28"/>
         </w:rPr>
-        <w:t>        System.out.println("Light is ON");</w:t>
+        <w:t xml:space="preserve">        </w:t>
+      </w:r>
+      <w:proofErr w:type="spellStart"/>
+      <w:r>
+        <w:rPr>
+          <w:sz w:val="28"/>
+          <w:szCs w:val="28"/>
+        </w:rPr>
+        <w:t>System.out.println</w:t>
+      </w:r>
+      <w:proofErr w:type="spellEnd"/>
+      <w:r>
+        <w:rPr>
+          <w:sz w:val="28"/>
+          <w:szCs w:val="28"/>
+        </w:rPr>
+        <w:t>("Light is ON");</w:t>
       </w:r>
     </w:p>
     <w:p>
@@ -637,7 +717,23 @@
           <w:sz w:val="28"/>
           <w:szCs w:val="28"/>
         </w:rPr>
-        <w:t>        System.out.println("Light is OFF");</w:t>
+        <w:t xml:space="preserve">        </w:t>
+      </w:r>
+      <w:proofErr w:type="spellStart"/>
+      <w:r>
+        <w:rPr>
+          <w:sz w:val="28"/>
+          <w:szCs w:val="28"/>
+        </w:rPr>
+        <w:t>System.out.println</w:t>
+      </w:r>
+      <w:proofErr w:type="spellEnd"/>
+      <w:r>
+        <w:rPr>
+          <w:sz w:val="28"/>
+          <w:szCs w:val="28"/>
+        </w:rPr>
+        <w:t>("Light is OFF");</w:t>
       </w:r>
     </w:p>
     <w:p>
@@ -697,30 +793,71 @@
           <w:sz w:val="28"/>
           <w:szCs w:val="28"/>
         </w:rPr>
-        <w:t>interface SwitchPermission {</w:t>
-      </w:r>
-    </w:p>
-    <w:p>
-      <w:pPr>
-        <w:rPr>
-          <w:sz w:val="28"/>
-          <w:szCs w:val="28"/>
-        </w:rPr>
-      </w:pPr>
-      <w:r>
-        <w:rPr>
-          <w:sz w:val="28"/>
-          <w:szCs w:val="28"/>
-        </w:rPr>
-        <w:t xml:space="preserve">    boolean </w:t>
-      </w:r>
+        <w:t xml:space="preserve">interface </w:t>
+      </w:r>
+      <w:proofErr w:type="spellStart"/>
+      <w:r>
+        <w:rPr>
+          <w:sz w:val="28"/>
+          <w:szCs w:val="28"/>
+        </w:rPr>
+        <w:t>SwitchPermission</w:t>
+      </w:r>
+      <w:proofErr w:type="spellEnd"/>
+      <w:r>
+        <w:rPr>
+          <w:sz w:val="28"/>
+          <w:szCs w:val="28"/>
+        </w:rPr>
+        <w:t xml:space="preserve"> {</w:t>
+      </w:r>
+    </w:p>
+    <w:p>
+      <w:pPr>
+        <w:rPr>
+          <w:sz w:val="28"/>
+          <w:szCs w:val="28"/>
+        </w:rPr>
+      </w:pPr>
+      <w:r>
+        <w:rPr>
+          <w:sz w:val="28"/>
+          <w:szCs w:val="28"/>
+        </w:rPr>
+        <w:t xml:space="preserve">    </w:t>
+      </w:r>
+      <w:proofErr w:type="spellStart"/>
+      <w:r>
+        <w:rPr>
+          <w:sz w:val="28"/>
+          <w:szCs w:val="28"/>
+        </w:rPr>
+        <w:t>boolean</w:t>
+      </w:r>
+      <w:proofErr w:type="spellEnd"/>
+      <w:r>
+        <w:rPr>
+          <w:sz w:val="28"/>
+          <w:szCs w:val="28"/>
+        </w:rPr>
+        <w:t xml:space="preserve"> </w:t>
+      </w:r>
+      <w:proofErr w:type="spellStart"/>
       <w:proofErr w:type="gramStart"/>
       <w:r>
         <w:rPr>
           <w:sz w:val="28"/>
           <w:szCs w:val="28"/>
         </w:rPr>
-        <w:t>maySwitchOn(</w:t>
+        <w:t>maySwitchOn</w:t>
+      </w:r>
+      <w:proofErr w:type="spellEnd"/>
+      <w:r>
+        <w:rPr>
+          <w:sz w:val="28"/>
+          <w:szCs w:val="28"/>
+        </w:rPr>
+        <w:t>(</w:t>
       </w:r>
       <w:proofErr w:type="gramEnd"/>
       <w:r>
@@ -789,7 +926,23 @@
           <w:sz w:val="28"/>
           <w:szCs w:val="28"/>
         </w:rPr>
-        <w:t>] args) {</w:t>
+        <w:t xml:space="preserve">] </w:t>
+      </w:r>
+      <w:proofErr w:type="spellStart"/>
+      <w:r>
+        <w:rPr>
+          <w:sz w:val="28"/>
+          <w:szCs w:val="28"/>
+        </w:rPr>
+        <w:t>args</w:t>
+      </w:r>
+      <w:proofErr w:type="spellEnd"/>
+      <w:r>
+        <w:rPr>
+          <w:sz w:val="28"/>
+          <w:szCs w:val="28"/>
+        </w:rPr>
+        <w:t>) {</w:t>
       </w:r>
     </w:p>
     <w:p>
@@ -912,7 +1065,23 @@
           <w:sz w:val="28"/>
           <w:szCs w:val="28"/>
         </w:rPr>
-        <w:t>        System.out.println("Toggling devices:");</w:t>
+        <w:t xml:space="preserve">        </w:t>
+      </w:r>
+      <w:proofErr w:type="spellStart"/>
+      <w:r>
+        <w:rPr>
+          <w:sz w:val="28"/>
+          <w:szCs w:val="28"/>
+        </w:rPr>
+        <w:t>System.out.println</w:t>
+      </w:r>
+      <w:proofErr w:type="spellEnd"/>
+      <w:r>
+        <w:rPr>
+          <w:sz w:val="28"/>
+          <w:szCs w:val="28"/>
+        </w:rPr>
+        <w:t>("Toggling devices:");</w:t>
       </w:r>
     </w:p>
     <w:p>
@@ -960,6 +1129,7 @@
         </w:rPr>
         <w:t xml:space="preserve">            </w:t>
       </w:r>
+      <w:proofErr w:type="spellStart"/>
       <w:proofErr w:type="gramStart"/>
       <w:r>
         <w:rPr>
@@ -968,6 +1138,7 @@
         </w:rPr>
         <w:t>device.toggle</w:t>
       </w:r>
+      <w:proofErr w:type="spellEnd"/>
       <w:proofErr w:type="gramEnd"/>
       <w:r>
         <w:rPr>
@@ -1004,15 +1175,40 @@
           <w:sz w:val="28"/>
           <w:szCs w:val="28"/>
         </w:rPr>
-        <w:t xml:space="preserve">        SwitchPermission permission1 = new </w:t>
-      </w:r>
+        <w:t xml:space="preserve">        </w:t>
+      </w:r>
+      <w:proofErr w:type="spellStart"/>
+      <w:r>
+        <w:rPr>
+          <w:sz w:val="28"/>
+          <w:szCs w:val="28"/>
+        </w:rPr>
+        <w:t>SwitchPermission</w:t>
+      </w:r>
+      <w:proofErr w:type="spellEnd"/>
+      <w:r>
+        <w:rPr>
+          <w:sz w:val="28"/>
+          <w:szCs w:val="28"/>
+        </w:rPr>
+        <w:t xml:space="preserve"> permission1 = new </w:t>
+      </w:r>
+      <w:proofErr w:type="spellStart"/>
       <w:proofErr w:type="gramStart"/>
       <w:r>
         <w:rPr>
           <w:sz w:val="28"/>
           <w:szCs w:val="28"/>
         </w:rPr>
-        <w:t>SwitchPermission(</w:t>
+        <w:t>SwitchPermission</w:t>
+      </w:r>
+      <w:proofErr w:type="spellEnd"/>
+      <w:r>
+        <w:rPr>
+          <w:sz w:val="28"/>
+          <w:szCs w:val="28"/>
+        </w:rPr>
+        <w:t>(</w:t>
       </w:r>
       <w:proofErr w:type="gramEnd"/>
       <w:r>
@@ -1035,15 +1231,40 @@
           <w:sz w:val="28"/>
           <w:szCs w:val="28"/>
         </w:rPr>
-        <w:t xml:space="preserve">            public boolean </w:t>
-      </w:r>
+        <w:t xml:space="preserve">            public </w:t>
+      </w:r>
+      <w:proofErr w:type="spellStart"/>
+      <w:r>
+        <w:rPr>
+          <w:sz w:val="28"/>
+          <w:szCs w:val="28"/>
+        </w:rPr>
+        <w:t>boolean</w:t>
+      </w:r>
+      <w:proofErr w:type="spellEnd"/>
+      <w:r>
+        <w:rPr>
+          <w:sz w:val="28"/>
+          <w:szCs w:val="28"/>
+        </w:rPr>
+        <w:t xml:space="preserve"> </w:t>
+      </w:r>
+      <w:proofErr w:type="spellStart"/>
       <w:proofErr w:type="gramStart"/>
       <w:r>
         <w:rPr>
           <w:sz w:val="28"/>
           <w:szCs w:val="28"/>
         </w:rPr>
-        <w:t>maySwitchOn(</w:t>
+        <w:t>maySwitchOn</w:t>
+      </w:r>
+      <w:proofErr w:type="spellEnd"/>
+      <w:r>
+        <w:rPr>
+          <w:sz w:val="28"/>
+          <w:szCs w:val="28"/>
+        </w:rPr>
+        <w:t>(</w:t>
       </w:r>
       <w:proofErr w:type="gramEnd"/>
       <w:r>
@@ -1112,22 +1333,70 @@
           <w:sz w:val="28"/>
           <w:szCs w:val="28"/>
         </w:rPr>
-        <w:t>        System.out.println("\nUsing Anonymous Class:");</w:t>
-      </w:r>
-    </w:p>
-    <w:p>
-      <w:pPr>
-        <w:rPr>
-          <w:sz w:val="28"/>
-          <w:szCs w:val="28"/>
-        </w:rPr>
-      </w:pPr>
-      <w:r>
-        <w:rPr>
-          <w:sz w:val="28"/>
-          <w:szCs w:val="28"/>
-        </w:rPr>
-        <w:t>        System.out.println("Can switch ON at 10:00? "</w:t>
+        <w:t xml:space="preserve">        </w:t>
+      </w:r>
+      <w:proofErr w:type="spellStart"/>
+      <w:r>
+        <w:rPr>
+          <w:sz w:val="28"/>
+          <w:szCs w:val="28"/>
+        </w:rPr>
+        <w:t>System.out.println</w:t>
+      </w:r>
+      <w:proofErr w:type="spellEnd"/>
+      <w:r>
+        <w:rPr>
+          <w:sz w:val="28"/>
+          <w:szCs w:val="28"/>
+        </w:rPr>
+        <w:t>("\</w:t>
+      </w:r>
+      <w:proofErr w:type="spellStart"/>
+      <w:r>
+        <w:rPr>
+          <w:sz w:val="28"/>
+          <w:szCs w:val="28"/>
+        </w:rPr>
+        <w:t>nUsing</w:t>
+      </w:r>
+      <w:proofErr w:type="spellEnd"/>
+      <w:r>
+        <w:rPr>
+          <w:sz w:val="28"/>
+          <w:szCs w:val="28"/>
+        </w:rPr>
+        <w:t xml:space="preserve"> Anonymous Class:");</w:t>
+      </w:r>
+    </w:p>
+    <w:p>
+      <w:pPr>
+        <w:rPr>
+          <w:sz w:val="28"/>
+          <w:szCs w:val="28"/>
+        </w:rPr>
+      </w:pPr>
+      <w:r>
+        <w:rPr>
+          <w:sz w:val="28"/>
+          <w:szCs w:val="28"/>
+        </w:rPr>
+        <w:t xml:space="preserve">        </w:t>
+      </w:r>
+      <w:proofErr w:type="spellStart"/>
+      <w:r>
+        <w:rPr>
+          <w:sz w:val="28"/>
+          <w:szCs w:val="28"/>
+        </w:rPr>
+        <w:t>System.out.println</w:t>
+      </w:r>
+      <w:proofErr w:type="spellEnd"/>
+      <w:r>
+        <w:rPr>
+          <w:sz w:val="28"/>
+          <w:szCs w:val="28"/>
+        </w:rPr>
+        <w:t>("Can switch ON at 10:00? "</w:t>
       </w:r>
     </w:p>
     <w:p>
@@ -1181,7 +1450,23 @@
           <w:sz w:val="28"/>
           <w:szCs w:val="28"/>
         </w:rPr>
-        <w:t>        SwitchPermission permission2 =</w:t>
+        <w:t xml:space="preserve">        </w:t>
+      </w:r>
+      <w:proofErr w:type="spellStart"/>
+      <w:r>
+        <w:rPr>
+          <w:sz w:val="28"/>
+          <w:szCs w:val="28"/>
+        </w:rPr>
+        <w:t>SwitchPermission</w:t>
+      </w:r>
+      <w:proofErr w:type="spellEnd"/>
+      <w:r>
+        <w:rPr>
+          <w:sz w:val="28"/>
+          <w:szCs w:val="28"/>
+        </w:rPr>
+        <w:t xml:space="preserve"> permission2 =</w:t>
       </w:r>
     </w:p>
     <w:p>
@@ -1211,22 +1496,70 @@
           <w:sz w:val="28"/>
           <w:szCs w:val="28"/>
         </w:rPr>
-        <w:t>        System.out.println("\nUsing Lambda:");</w:t>
-      </w:r>
-    </w:p>
-    <w:p>
-      <w:pPr>
-        <w:rPr>
-          <w:sz w:val="28"/>
-          <w:szCs w:val="28"/>
-        </w:rPr>
-      </w:pPr>
-      <w:r>
-        <w:rPr>
-          <w:sz w:val="28"/>
-          <w:szCs w:val="28"/>
-        </w:rPr>
-        <w:t>        System.out.println("Can switch ON at 23:00? "</w:t>
+        <w:t xml:space="preserve">        </w:t>
+      </w:r>
+      <w:proofErr w:type="spellStart"/>
+      <w:r>
+        <w:rPr>
+          <w:sz w:val="28"/>
+          <w:szCs w:val="28"/>
+        </w:rPr>
+        <w:t>System.out.println</w:t>
+      </w:r>
+      <w:proofErr w:type="spellEnd"/>
+      <w:r>
+        <w:rPr>
+          <w:sz w:val="28"/>
+          <w:szCs w:val="28"/>
+        </w:rPr>
+        <w:t>("\</w:t>
+      </w:r>
+      <w:proofErr w:type="spellStart"/>
+      <w:r>
+        <w:rPr>
+          <w:sz w:val="28"/>
+          <w:szCs w:val="28"/>
+        </w:rPr>
+        <w:t>nUsing</w:t>
+      </w:r>
+      <w:proofErr w:type="spellEnd"/>
+      <w:r>
+        <w:rPr>
+          <w:sz w:val="28"/>
+          <w:szCs w:val="28"/>
+        </w:rPr>
+        <w:t xml:space="preserve"> Lambda:");</w:t>
+      </w:r>
+    </w:p>
+    <w:p>
+      <w:pPr>
+        <w:rPr>
+          <w:sz w:val="28"/>
+          <w:szCs w:val="28"/>
+        </w:rPr>
+      </w:pPr>
+      <w:r>
+        <w:rPr>
+          <w:sz w:val="28"/>
+          <w:szCs w:val="28"/>
+        </w:rPr>
+        <w:t xml:space="preserve">        </w:t>
+      </w:r>
+      <w:proofErr w:type="spellStart"/>
+      <w:r>
+        <w:rPr>
+          <w:sz w:val="28"/>
+          <w:szCs w:val="28"/>
+        </w:rPr>
+        <w:t>System.out.println</w:t>
+      </w:r>
+      <w:proofErr w:type="spellEnd"/>
+      <w:r>
+        <w:rPr>
+          <w:sz w:val="28"/>
+          <w:szCs w:val="28"/>
+        </w:rPr>
+        <w:t>("Can switch ON at 23:00? "</w:t>
       </w:r>
     </w:p>
     <w:p>
@@ -1854,6 +2187,78 @@
       <w:pPr>
         <w:rPr>
           <w:noProof/>
+        </w:rPr>
+      </w:pPr>
+      <w:r>
+        <w:rPr>
+          <w:noProof/>
+          <w:sz w:val="28"/>
+          <w:szCs w:val="28"/>
+        </w:rPr>
+        <w:t>OUTPUT</w:t>
+      </w:r>
+      <w:r>
+        <w:rPr>
+          <w:noProof/>
+        </w:rPr>
+        <w:t xml:space="preserve"> </w:t>
+      </w:r>
+      <w:r>
+        <w:rPr>
+          <w:noProof/>
+          <w:sz w:val="28"/>
+          <w:szCs w:val="28"/>
+        </w:rPr>
+        <w:drawing>
+          <wp:inline distT="0" distB="0" distL="0" distR="0" wp14:anchorId="1F90FAE2" wp14:editId="17F56BD2">
+            <wp:extent cx="3353268" cy="905001"/>
+            <wp:effectExtent l="0" t="0" r="0" b="9525"/>
+            <wp:docPr id="189522888" name="Picture 1"/>
+            <wp:cNvGraphicFramePr>
+              <a:graphicFrameLocks xmlns:a="http://schemas.openxmlformats.org/drawingml/2006/main" noChangeAspect="1"/>
+            </wp:cNvGraphicFramePr>
+            <a:graphic xmlns:a="http://schemas.openxmlformats.org/drawingml/2006/main">
+              <a:graphicData uri="http://schemas.openxmlformats.org/drawingml/2006/picture">
+                <pic:pic xmlns:pic="http://schemas.openxmlformats.org/drawingml/2006/picture">
+                  <pic:nvPicPr>
+                    <pic:cNvPr id="189522888" name=""/>
+                    <pic:cNvPicPr/>
+                  </pic:nvPicPr>
+                  <pic:blipFill>
+                    <a:blip r:embed="rId5"/>
+                    <a:stretch>
+                      <a:fillRect/>
+                    </a:stretch>
+                  </pic:blipFill>
+                  <pic:spPr>
+                    <a:xfrm>
+                      <a:off x="0" y="0"/>
+                      <a:ext cx="3353268" cy="905001"/>
+                    </a:xfrm>
+                    <a:prstGeom prst="rect">
+                      <a:avLst/>
+                    </a:prstGeom>
+                  </pic:spPr>
+                </pic:pic>
+              </a:graphicData>
+            </a:graphic>
+          </wp:inline>
+        </w:drawing>
+      </w:r>
+    </w:p>
+    <w:p>
+      <w:pPr>
+        <w:rPr>
+          <w:noProof/>
+          <w:sz w:val="28"/>
+          <w:szCs w:val="28"/>
+        </w:rPr>
+      </w:pPr>
+    </w:p>
+    <w:p>
+      <w:pPr>
+        <w:rPr>
+          <w:noProof/>
           <w:sz w:val="32"/>
           <w:szCs w:val="32"/>
         </w:rPr>
@@ -1948,6 +2353,1008 @@
         </w:rPr>
         <w:t>Code:-</w:t>
       </w:r>
+    </w:p>
+    <w:p>
+      <w:pPr>
+        <w:rPr>
+          <w:b/>
+          <w:bCs/>
+          <w:noProof/>
+          <w:sz w:val="28"/>
+          <w:szCs w:val="28"/>
+        </w:rPr>
+      </w:pPr>
+      <w:r>
+        <w:rPr>
+          <w:b/>
+          <w:bCs/>
+          <w:noProof/>
+          <w:sz w:val="28"/>
+          <w:szCs w:val="28"/>
+        </w:rPr>
+        <w:t>DiscountEngine.java</w:t>
+      </w:r>
+    </w:p>
+    <w:p>
+      <w:pPr>
+        <w:rPr>
+          <w:noProof/>
+          <w:sz w:val="28"/>
+          <w:szCs w:val="28"/>
+        </w:rPr>
+      </w:pPr>
+      <w:r>
+        <w:rPr>
+          <w:noProof/>
+          <w:sz w:val="28"/>
+          <w:szCs w:val="28"/>
+        </w:rPr>
+        <w:t>import java.util.*;</w:t>
+      </w:r>
+    </w:p>
+    <w:p>
+      <w:pPr>
+        <w:rPr>
+          <w:noProof/>
+          <w:sz w:val="28"/>
+          <w:szCs w:val="28"/>
+        </w:rPr>
+      </w:pPr>
+      <w:r>
+        <w:rPr>
+          <w:noProof/>
+          <w:sz w:val="28"/>
+          <w:szCs w:val="28"/>
+        </w:rPr>
+        <w:t>public class DiscountEngine {</w:t>
+      </w:r>
+    </w:p>
+    <w:p>
+      <w:pPr>
+        <w:rPr>
+          <w:noProof/>
+          <w:sz w:val="28"/>
+          <w:szCs w:val="28"/>
+        </w:rPr>
+      </w:pPr>
+      <w:r>
+        <w:rPr>
+          <w:noProof/>
+          <w:sz w:val="28"/>
+          <w:szCs w:val="28"/>
+        </w:rPr>
+        <w:t>    public static void main(String[] args) {</w:t>
+      </w:r>
+    </w:p>
+    <w:p>
+      <w:pPr>
+        <w:rPr>
+          <w:noProof/>
+          <w:sz w:val="28"/>
+          <w:szCs w:val="28"/>
+        </w:rPr>
+      </w:pPr>
+      <w:r>
+        <w:rPr>
+          <w:noProof/>
+          <w:sz w:val="28"/>
+          <w:szCs w:val="28"/>
+        </w:rPr>
+        <w:t>        Scanner sc = new Scanner(System.in);</w:t>
+      </w:r>
+    </w:p>
+    <w:p>
+      <w:pPr>
+        <w:rPr>
+          <w:noProof/>
+          <w:sz w:val="28"/>
+          <w:szCs w:val="28"/>
+        </w:rPr>
+      </w:pPr>
+      <w:r>
+        <w:rPr>
+          <w:noProof/>
+          <w:sz w:val="28"/>
+          <w:szCs w:val="28"/>
+        </w:rPr>
+        <w:t>        List&lt;Double&gt; prices = Arrays.asList(</w:t>
+      </w:r>
+    </w:p>
+    <w:p>
+      <w:pPr>
+        <w:rPr>
+          <w:noProof/>
+          <w:sz w:val="28"/>
+          <w:szCs w:val="28"/>
+        </w:rPr>
+      </w:pPr>
+      <w:r>
+        <w:rPr>
+          <w:noProof/>
+          <w:sz w:val="28"/>
+          <w:szCs w:val="28"/>
+        </w:rPr>
+        <w:t>            500.0,</w:t>
+      </w:r>
+    </w:p>
+    <w:p>
+      <w:pPr>
+        <w:rPr>
+          <w:noProof/>
+          <w:sz w:val="28"/>
+          <w:szCs w:val="28"/>
+        </w:rPr>
+      </w:pPr>
+      <w:r>
+        <w:rPr>
+          <w:noProof/>
+          <w:sz w:val="28"/>
+          <w:szCs w:val="28"/>
+        </w:rPr>
+        <w:t>            1000.0,</w:t>
+      </w:r>
+    </w:p>
+    <w:p>
+      <w:pPr>
+        <w:rPr>
+          <w:noProof/>
+          <w:sz w:val="28"/>
+          <w:szCs w:val="28"/>
+        </w:rPr>
+      </w:pPr>
+      <w:r>
+        <w:rPr>
+          <w:noProof/>
+          <w:sz w:val="28"/>
+          <w:szCs w:val="28"/>
+        </w:rPr>
+        <w:t>            2000.0,</w:t>
+      </w:r>
+    </w:p>
+    <w:p>
+      <w:pPr>
+        <w:rPr>
+          <w:noProof/>
+          <w:sz w:val="28"/>
+          <w:szCs w:val="28"/>
+        </w:rPr>
+      </w:pPr>
+      <w:r>
+        <w:rPr>
+          <w:noProof/>
+          <w:sz w:val="28"/>
+          <w:szCs w:val="28"/>
+        </w:rPr>
+        <w:t>            3000.0</w:t>
+      </w:r>
+    </w:p>
+    <w:p>
+      <w:pPr>
+        <w:rPr>
+          <w:noProof/>
+          <w:sz w:val="28"/>
+          <w:szCs w:val="28"/>
+        </w:rPr>
+      </w:pPr>
+      <w:r>
+        <w:rPr>
+          <w:noProof/>
+          <w:sz w:val="28"/>
+          <w:szCs w:val="28"/>
+        </w:rPr>
+        <w:t>        );</w:t>
+      </w:r>
+    </w:p>
+    <w:p>
+      <w:pPr>
+        <w:rPr>
+          <w:noProof/>
+          <w:sz w:val="28"/>
+          <w:szCs w:val="28"/>
+        </w:rPr>
+      </w:pPr>
+      <w:r>
+        <w:rPr>
+          <w:noProof/>
+          <w:sz w:val="28"/>
+          <w:szCs w:val="28"/>
+        </w:rPr>
+        <w:t>        System.out.println("Choose Discount Rule:");</w:t>
+      </w:r>
+    </w:p>
+    <w:p>
+      <w:pPr>
+        <w:rPr>
+          <w:noProof/>
+          <w:sz w:val="28"/>
+          <w:szCs w:val="28"/>
+        </w:rPr>
+      </w:pPr>
+      <w:r>
+        <w:rPr>
+          <w:noProof/>
+          <w:sz w:val="28"/>
+          <w:szCs w:val="28"/>
+        </w:rPr>
+        <w:t>        System.out.println("1. 10% Discount");</w:t>
+      </w:r>
+    </w:p>
+    <w:p>
+      <w:pPr>
+        <w:rPr>
+          <w:noProof/>
+          <w:sz w:val="28"/>
+          <w:szCs w:val="28"/>
+        </w:rPr>
+      </w:pPr>
+      <w:r>
+        <w:rPr>
+          <w:noProof/>
+          <w:sz w:val="28"/>
+          <w:szCs w:val="28"/>
+        </w:rPr>
+        <w:lastRenderedPageBreak/>
+        <w:t>        System.out.println("2. 20% Discount");</w:t>
+      </w:r>
+    </w:p>
+    <w:p>
+      <w:pPr>
+        <w:rPr>
+          <w:noProof/>
+          <w:sz w:val="28"/>
+          <w:szCs w:val="28"/>
+        </w:rPr>
+      </w:pPr>
+      <w:r>
+        <w:rPr>
+          <w:noProof/>
+          <w:sz w:val="28"/>
+          <w:szCs w:val="28"/>
+        </w:rPr>
+        <w:t>        System.out.println("3. Rs. 100 Discount");</w:t>
+      </w:r>
+    </w:p>
+    <w:p>
+      <w:pPr>
+        <w:rPr>
+          <w:noProof/>
+          <w:sz w:val="28"/>
+          <w:szCs w:val="28"/>
+        </w:rPr>
+      </w:pPr>
+      <w:r>
+        <w:rPr>
+          <w:noProof/>
+          <w:sz w:val="28"/>
+          <w:szCs w:val="28"/>
+        </w:rPr>
+        <w:t>        int choice = sc.nextInt();</w:t>
+      </w:r>
+    </w:p>
+    <w:p>
+      <w:pPr>
+        <w:rPr>
+          <w:noProof/>
+          <w:sz w:val="28"/>
+          <w:szCs w:val="28"/>
+        </w:rPr>
+      </w:pPr>
+      <w:r>
+        <w:rPr>
+          <w:noProof/>
+          <w:sz w:val="28"/>
+          <w:szCs w:val="28"/>
+        </w:rPr>
+        <w:t>        DiscountRule rule;</w:t>
+      </w:r>
+    </w:p>
+    <w:p>
+      <w:pPr>
+        <w:rPr>
+          <w:noProof/>
+          <w:sz w:val="28"/>
+          <w:szCs w:val="28"/>
+        </w:rPr>
+      </w:pPr>
+      <w:r>
+        <w:rPr>
+          <w:noProof/>
+          <w:sz w:val="28"/>
+          <w:szCs w:val="28"/>
+        </w:rPr>
+        <w:t>        switch (choice) {</w:t>
+      </w:r>
+    </w:p>
+    <w:p>
+      <w:pPr>
+        <w:rPr>
+          <w:noProof/>
+          <w:sz w:val="28"/>
+          <w:szCs w:val="28"/>
+        </w:rPr>
+      </w:pPr>
+      <w:r>
+        <w:rPr>
+          <w:noProof/>
+          <w:sz w:val="28"/>
+          <w:szCs w:val="28"/>
+        </w:rPr>
+        <w:t>            case 1:</w:t>
+      </w:r>
+    </w:p>
+    <w:p>
+      <w:pPr>
+        <w:rPr>
+          <w:noProof/>
+          <w:sz w:val="28"/>
+          <w:szCs w:val="28"/>
+        </w:rPr>
+      </w:pPr>
+      <w:r>
+        <w:rPr>
+          <w:noProof/>
+          <w:sz w:val="28"/>
+          <w:szCs w:val="28"/>
+        </w:rPr>
+        <w:t>                rule = price -&gt; price * 0.90;</w:t>
+      </w:r>
+    </w:p>
+    <w:p>
+      <w:pPr>
+        <w:rPr>
+          <w:noProof/>
+          <w:sz w:val="28"/>
+          <w:szCs w:val="28"/>
+        </w:rPr>
+      </w:pPr>
+      <w:r>
+        <w:rPr>
+          <w:noProof/>
+          <w:sz w:val="28"/>
+          <w:szCs w:val="28"/>
+        </w:rPr>
+        <w:t>                break;</w:t>
+      </w:r>
+    </w:p>
+    <w:p>
+      <w:pPr>
+        <w:rPr>
+          <w:noProof/>
+          <w:sz w:val="28"/>
+          <w:szCs w:val="28"/>
+        </w:rPr>
+      </w:pPr>
+      <w:r>
+        <w:rPr>
+          <w:noProof/>
+          <w:sz w:val="28"/>
+          <w:szCs w:val="28"/>
+        </w:rPr>
+        <w:t>            case 2:</w:t>
+      </w:r>
+    </w:p>
+    <w:p>
+      <w:pPr>
+        <w:rPr>
+          <w:noProof/>
+          <w:sz w:val="28"/>
+          <w:szCs w:val="28"/>
+        </w:rPr>
+      </w:pPr>
+      <w:r>
+        <w:rPr>
+          <w:noProof/>
+          <w:sz w:val="28"/>
+          <w:szCs w:val="28"/>
+        </w:rPr>
+        <w:t>                rule = price -&gt; price * 0.80;</w:t>
+      </w:r>
+    </w:p>
+    <w:p>
+      <w:pPr>
+        <w:rPr>
+          <w:noProof/>
+          <w:sz w:val="28"/>
+          <w:szCs w:val="28"/>
+        </w:rPr>
+      </w:pPr>
+      <w:r>
+        <w:rPr>
+          <w:noProof/>
+          <w:sz w:val="28"/>
+          <w:szCs w:val="28"/>
+        </w:rPr>
+        <w:t>                break;</w:t>
+      </w:r>
+    </w:p>
+    <w:p>
+      <w:pPr>
+        <w:rPr>
+          <w:noProof/>
+          <w:sz w:val="28"/>
+          <w:szCs w:val="28"/>
+        </w:rPr>
+      </w:pPr>
+      <w:r>
+        <w:rPr>
+          <w:noProof/>
+          <w:sz w:val="28"/>
+          <w:szCs w:val="28"/>
+        </w:rPr>
+        <w:t>            case 3:</w:t>
+      </w:r>
+    </w:p>
+    <w:p>
+      <w:pPr>
+        <w:rPr>
+          <w:noProof/>
+          <w:sz w:val="28"/>
+          <w:szCs w:val="28"/>
+        </w:rPr>
+      </w:pPr>
+      <w:r>
+        <w:rPr>
+          <w:noProof/>
+          <w:sz w:val="28"/>
+          <w:szCs w:val="28"/>
+        </w:rPr>
+        <w:t>                rule = price -&gt; price - 100;</w:t>
+      </w:r>
+    </w:p>
+    <w:p>
+      <w:pPr>
+        <w:rPr>
+          <w:noProof/>
+          <w:sz w:val="28"/>
+          <w:szCs w:val="28"/>
+        </w:rPr>
+      </w:pPr>
+      <w:r>
+        <w:rPr>
+          <w:noProof/>
+          <w:sz w:val="28"/>
+          <w:szCs w:val="28"/>
+        </w:rPr>
+        <w:t>                break;</w:t>
+      </w:r>
+    </w:p>
+    <w:p>
+      <w:pPr>
+        <w:rPr>
+          <w:noProof/>
+          <w:sz w:val="28"/>
+          <w:szCs w:val="28"/>
+        </w:rPr>
+      </w:pPr>
+      <w:r>
+        <w:rPr>
+          <w:noProof/>
+          <w:sz w:val="28"/>
+          <w:szCs w:val="28"/>
+        </w:rPr>
+        <w:t>            default:</w:t>
+      </w:r>
+    </w:p>
+    <w:p>
+      <w:pPr>
+        <w:rPr>
+          <w:noProof/>
+          <w:sz w:val="28"/>
+          <w:szCs w:val="28"/>
+        </w:rPr>
+      </w:pPr>
+      <w:r>
+        <w:rPr>
+          <w:noProof/>
+          <w:sz w:val="28"/>
+          <w:szCs w:val="28"/>
+        </w:rPr>
+        <w:t>                System.out.println("Invalid choice");</w:t>
+      </w:r>
+    </w:p>
+    <w:p>
+      <w:pPr>
+        <w:rPr>
+          <w:noProof/>
+          <w:sz w:val="28"/>
+          <w:szCs w:val="28"/>
+        </w:rPr>
+      </w:pPr>
+      <w:r>
+        <w:rPr>
+          <w:noProof/>
+          <w:sz w:val="28"/>
+          <w:szCs w:val="28"/>
+        </w:rPr>
+        <w:t>                sc.close();</w:t>
+      </w:r>
+    </w:p>
+    <w:p>
+      <w:pPr>
+        <w:rPr>
+          <w:noProof/>
+          <w:sz w:val="28"/>
+          <w:szCs w:val="28"/>
+        </w:rPr>
+      </w:pPr>
+      <w:r>
+        <w:rPr>
+          <w:noProof/>
+          <w:sz w:val="28"/>
+          <w:szCs w:val="28"/>
+        </w:rPr>
+        <w:t>                return;</w:t>
+      </w:r>
+    </w:p>
+    <w:p>
+      <w:pPr>
+        <w:rPr>
+          <w:noProof/>
+          <w:sz w:val="28"/>
+          <w:szCs w:val="28"/>
+        </w:rPr>
+      </w:pPr>
+      <w:r>
+        <w:rPr>
+          <w:noProof/>
+          <w:sz w:val="28"/>
+          <w:szCs w:val="28"/>
+        </w:rPr>
+        <w:t>        }</w:t>
+      </w:r>
+    </w:p>
+    <w:p>
+      <w:pPr>
+        <w:rPr>
+          <w:noProof/>
+          <w:sz w:val="28"/>
+          <w:szCs w:val="28"/>
+        </w:rPr>
+      </w:pPr>
+      <w:r>
+        <w:rPr>
+          <w:noProof/>
+          <w:sz w:val="28"/>
+          <w:szCs w:val="28"/>
+        </w:rPr>
+        <w:t>        System.out.println("\nOriginal -&gt; Discounted");</w:t>
+      </w:r>
+    </w:p>
+    <w:p>
+      <w:pPr>
+        <w:rPr>
+          <w:noProof/>
+          <w:sz w:val="28"/>
+          <w:szCs w:val="28"/>
+        </w:rPr>
+      </w:pPr>
+      <w:r>
+        <w:rPr>
+          <w:noProof/>
+          <w:sz w:val="28"/>
+          <w:szCs w:val="28"/>
+        </w:rPr>
+        <w:t>        for (double price : prices) {</w:t>
+      </w:r>
+    </w:p>
+    <w:p>
+      <w:pPr>
+        <w:rPr>
+          <w:noProof/>
+          <w:sz w:val="28"/>
+          <w:szCs w:val="28"/>
+        </w:rPr>
+      </w:pPr>
+      <w:r>
+        <w:rPr>
+          <w:noProof/>
+          <w:sz w:val="28"/>
+          <w:szCs w:val="28"/>
+        </w:rPr>
+        <w:t>            double discountedPrice = rule.apply(price);</w:t>
+      </w:r>
+    </w:p>
+    <w:p>
+      <w:pPr>
+        <w:rPr>
+          <w:noProof/>
+          <w:sz w:val="28"/>
+          <w:szCs w:val="28"/>
+        </w:rPr>
+      </w:pPr>
+      <w:r>
+        <w:rPr>
+          <w:noProof/>
+          <w:sz w:val="28"/>
+          <w:szCs w:val="28"/>
+        </w:rPr>
+        <w:t>            System.out.println(</w:t>
+      </w:r>
+    </w:p>
+    <w:p>
+      <w:pPr>
+        <w:rPr>
+          <w:noProof/>
+          <w:sz w:val="28"/>
+          <w:szCs w:val="28"/>
+        </w:rPr>
+      </w:pPr>
+      <w:r>
+        <w:rPr>
+          <w:noProof/>
+          <w:sz w:val="28"/>
+          <w:szCs w:val="28"/>
+        </w:rPr>
+        <w:t>                price + " -&gt; " + discountedPrice</w:t>
+      </w:r>
+    </w:p>
+    <w:p>
+      <w:pPr>
+        <w:rPr>
+          <w:noProof/>
+          <w:sz w:val="28"/>
+          <w:szCs w:val="28"/>
+        </w:rPr>
+      </w:pPr>
+      <w:r>
+        <w:rPr>
+          <w:noProof/>
+          <w:sz w:val="28"/>
+          <w:szCs w:val="28"/>
+        </w:rPr>
+        <w:t>            );</w:t>
+      </w:r>
+    </w:p>
+    <w:p>
+      <w:pPr>
+        <w:rPr>
+          <w:noProof/>
+          <w:sz w:val="28"/>
+          <w:szCs w:val="28"/>
+        </w:rPr>
+      </w:pPr>
+      <w:r>
+        <w:rPr>
+          <w:noProof/>
+          <w:sz w:val="28"/>
+          <w:szCs w:val="28"/>
+        </w:rPr>
+        <w:lastRenderedPageBreak/>
+        <w:t>        }</w:t>
+      </w:r>
+    </w:p>
+    <w:p>
+      <w:pPr>
+        <w:rPr>
+          <w:noProof/>
+          <w:sz w:val="28"/>
+          <w:szCs w:val="28"/>
+        </w:rPr>
+      </w:pPr>
+      <w:r>
+        <w:rPr>
+          <w:noProof/>
+          <w:sz w:val="28"/>
+          <w:szCs w:val="28"/>
+        </w:rPr>
+        <w:t>        sc.close();</w:t>
+      </w:r>
+    </w:p>
+    <w:p>
+      <w:pPr>
+        <w:rPr>
+          <w:noProof/>
+          <w:sz w:val="28"/>
+          <w:szCs w:val="28"/>
+        </w:rPr>
+      </w:pPr>
+      <w:r>
+        <w:rPr>
+          <w:noProof/>
+          <w:sz w:val="28"/>
+          <w:szCs w:val="28"/>
+        </w:rPr>
+        <w:t>    }</w:t>
+      </w:r>
+    </w:p>
+    <w:p>
+      <w:pPr>
+        <w:rPr>
+          <w:noProof/>
+          <w:sz w:val="28"/>
+          <w:szCs w:val="28"/>
+        </w:rPr>
+      </w:pPr>
+      <w:r>
+        <w:rPr>
+          <w:noProof/>
+          <w:sz w:val="28"/>
+          <w:szCs w:val="28"/>
+        </w:rPr>
+        <w:t>}</w:t>
+      </w:r>
+    </w:p>
+    <w:p>
+      <w:pPr>
+        <w:rPr>
+          <w:b/>
+          <w:bCs/>
+          <w:noProof/>
+          <w:sz w:val="28"/>
+          <w:szCs w:val="28"/>
+        </w:rPr>
+      </w:pPr>
+      <w:r>
+        <w:rPr>
+          <w:b/>
+          <w:bCs/>
+          <w:noProof/>
+          <w:sz w:val="28"/>
+          <w:szCs w:val="28"/>
+        </w:rPr>
+        <w:t>DiscountRule.java</w:t>
+      </w:r>
+    </w:p>
+    <w:p>
+      <w:pPr>
+        <w:rPr>
+          <w:noProof/>
+          <w:sz w:val="28"/>
+          <w:szCs w:val="28"/>
+        </w:rPr>
+      </w:pPr>
+      <w:r>
+        <w:rPr>
+          <w:noProof/>
+          <w:sz w:val="28"/>
+          <w:szCs w:val="28"/>
+        </w:rPr>
+        <w:t>@FunctionalInterface</w:t>
+      </w:r>
+    </w:p>
+    <w:p>
+      <w:pPr>
+        <w:rPr>
+          <w:noProof/>
+          <w:sz w:val="28"/>
+          <w:szCs w:val="28"/>
+        </w:rPr>
+      </w:pPr>
+      <w:r>
+        <w:rPr>
+          <w:noProof/>
+          <w:sz w:val="28"/>
+          <w:szCs w:val="28"/>
+        </w:rPr>
+        <w:t>interface DiscountRule {</w:t>
+      </w:r>
+    </w:p>
+    <w:p>
+      <w:pPr>
+        <w:rPr>
+          <w:noProof/>
+          <w:sz w:val="28"/>
+          <w:szCs w:val="28"/>
+        </w:rPr>
+      </w:pPr>
+      <w:r>
+        <w:rPr>
+          <w:noProof/>
+          <w:sz w:val="28"/>
+          <w:szCs w:val="28"/>
+        </w:rPr>
+        <w:t>    double apply(double price);</w:t>
+      </w:r>
+    </w:p>
+    <w:p>
+      <w:pPr>
+        <w:rPr>
+          <w:noProof/>
+          <w:sz w:val="28"/>
+          <w:szCs w:val="28"/>
+        </w:rPr>
+      </w:pPr>
+      <w:r>
+        <w:rPr>
+          <w:noProof/>
+          <w:sz w:val="28"/>
+          <w:szCs w:val="28"/>
+        </w:rPr>
+        <w:t>}</w:t>
+      </w:r>
+    </w:p>
+    <w:p>
+      <w:pPr>
+        <w:rPr>
+          <w:noProof/>
+          <w:sz w:val="28"/>
+          <w:szCs w:val="28"/>
+        </w:rPr>
+      </w:pPr>
+    </w:p>
+    <w:p>
+      <w:pPr>
+        <w:rPr>
+          <w:noProof/>
+          <w:sz w:val="28"/>
+          <w:szCs w:val="28"/>
+        </w:rPr>
+      </w:pPr>
+      <w:r>
+        <w:rPr>
+          <w:noProof/>
+          <w:sz w:val="28"/>
+          <w:szCs w:val="28"/>
+        </w:rPr>
+        <w:t>OUTPUT:-</w:t>
+      </w:r>
+    </w:p>
+    <w:p>
+      <w:pPr>
+        <w:rPr>
+          <w:noProof/>
+        </w:rPr>
+      </w:pPr>
+      <w:r>
+        <w:rPr>
+          <w:noProof/>
+        </w:rPr>
+        <w:t xml:space="preserve"> </w:t>
+      </w:r>
+      <w:r>
+        <w:rPr>
+          <w:noProof/>
+          <w:sz w:val="28"/>
+          <w:szCs w:val="28"/>
+        </w:rPr>
+        <w:drawing>
+          <wp:inline distT="0" distB="0" distL="0" distR="0" wp14:anchorId="58DCD7D2" wp14:editId="2B507E37">
+            <wp:extent cx="3286584" cy="2105319"/>
+            <wp:effectExtent l="0" t="0" r="9525" b="9525"/>
+            <wp:docPr id="503532189" name="Picture 1"/>
+            <wp:cNvGraphicFramePr>
+              <a:graphicFrameLocks xmlns:a="http://schemas.openxmlformats.org/drawingml/2006/main" noChangeAspect="1"/>
+            </wp:cNvGraphicFramePr>
+            <a:graphic xmlns:a="http://schemas.openxmlformats.org/drawingml/2006/main">
+              <a:graphicData uri="http://schemas.openxmlformats.org/drawingml/2006/picture">
+                <pic:pic xmlns:pic="http://schemas.openxmlformats.org/drawingml/2006/picture">
+                  <pic:nvPicPr>
+                    <pic:cNvPr id="503532189" name=""/>
+                    <pic:cNvPicPr/>
+                  </pic:nvPicPr>
+                  <pic:blipFill>
+                    <a:blip r:embed="rId6"/>
+                    <a:stretch>
+                      <a:fillRect/>
+                    </a:stretch>
+                  </pic:blipFill>
+                  <pic:spPr>
+                    <a:xfrm>
+                      <a:off x="0" y="0"/>
+                      <a:ext cx="3286584" cy="2105319"/>
+                    </a:xfrm>
+                    <a:prstGeom prst="rect">
+                      <a:avLst/>
+                    </a:prstGeom>
+                  </pic:spPr>
+                </pic:pic>
+              </a:graphicData>
+            </a:graphic>
+          </wp:inline>
+        </w:drawing>
+      </w:r>
+      <w:r>
+        <w:rPr>
+          <w:noProof/>
+        </w:rPr>
+        <w:t xml:space="preserve"> </w:t>
+      </w:r>
+      <w:r>
+        <w:rPr>
+          <w:noProof/>
+        </w:rPr>
+        <w:drawing>
+          <wp:inline distT="0" distB="0" distL="0" distR="0" wp14:anchorId="6C170DE6" wp14:editId="4B7D1303">
+            <wp:extent cx="3658111" cy="2238687"/>
+            <wp:effectExtent l="0" t="0" r="0" b="0"/>
+            <wp:docPr id="1355028125" name="Picture 1"/>
+            <wp:cNvGraphicFramePr>
+              <a:graphicFrameLocks xmlns:a="http://schemas.openxmlformats.org/drawingml/2006/main" noChangeAspect="1"/>
+            </wp:cNvGraphicFramePr>
+            <a:graphic xmlns:a="http://schemas.openxmlformats.org/drawingml/2006/main">
+              <a:graphicData uri="http://schemas.openxmlformats.org/drawingml/2006/picture">
+                <pic:pic xmlns:pic="http://schemas.openxmlformats.org/drawingml/2006/picture">
+                  <pic:nvPicPr>
+                    <pic:cNvPr id="1355028125" name=""/>
+                    <pic:cNvPicPr/>
+                  </pic:nvPicPr>
+                  <pic:blipFill>
+                    <a:blip r:embed="rId7"/>
+                    <a:stretch>
+                      <a:fillRect/>
+                    </a:stretch>
+                  </pic:blipFill>
+                  <pic:spPr>
+                    <a:xfrm>
+                      <a:off x="0" y="0"/>
+                      <a:ext cx="3658111" cy="2238687"/>
+                    </a:xfrm>
+                    <a:prstGeom prst="rect">
+                      <a:avLst/>
+                    </a:prstGeom>
+                  </pic:spPr>
+                </pic:pic>
+              </a:graphicData>
+            </a:graphic>
+          </wp:inline>
+        </w:drawing>
+      </w:r>
+    </w:p>
+    <w:p>
+      <w:pPr>
+        <w:rPr>
+          <w:noProof/>
+        </w:rPr>
+      </w:pPr>
+      <w:r>
+        <w:rPr>
+          <w:noProof/>
+        </w:rPr>
+        <w:lastRenderedPageBreak/>
+        <w:drawing>
+          <wp:inline distT="0" distB="0" distL="0" distR="0" wp14:anchorId="37404D74" wp14:editId="38E82F83">
+            <wp:extent cx="3534268" cy="2152950"/>
+            <wp:effectExtent l="0" t="0" r="9525" b="0"/>
+            <wp:docPr id="1839380275" name="Picture 1"/>
+            <wp:cNvGraphicFramePr>
+              <a:graphicFrameLocks xmlns:a="http://schemas.openxmlformats.org/drawingml/2006/main" noChangeAspect="1"/>
+            </wp:cNvGraphicFramePr>
+            <a:graphic xmlns:a="http://schemas.openxmlformats.org/drawingml/2006/main">
+              <a:graphicData uri="http://schemas.openxmlformats.org/drawingml/2006/picture">
+                <pic:pic xmlns:pic="http://schemas.openxmlformats.org/drawingml/2006/picture">
+                  <pic:nvPicPr>
+                    <pic:cNvPr id="1839380275" name=""/>
+                    <pic:cNvPicPr/>
+                  </pic:nvPicPr>
+                  <pic:blipFill>
+                    <a:blip r:embed="rId8"/>
+                    <a:stretch>
+                      <a:fillRect/>
+                    </a:stretch>
+                  </pic:blipFill>
+                  <pic:spPr>
+                    <a:xfrm>
+                      <a:off x="0" y="0"/>
+                      <a:ext cx="3534268" cy="2152950"/>
+                    </a:xfrm>
+                    <a:prstGeom prst="rect">
+                      <a:avLst/>
+                    </a:prstGeom>
+                  </pic:spPr>
+                </pic:pic>
+              </a:graphicData>
+            </a:graphic>
+          </wp:inline>
+        </w:drawing>
+      </w:r>
+    </w:p>
+    <w:p>
+      <w:pPr>
+        <w:rPr>
+          <w:noProof/>
+          <w:sz w:val="28"/>
+          <w:szCs w:val="28"/>
+        </w:rPr>
+      </w:pPr>
+    </w:p>
+    <w:p>
+      <w:pPr>
+        <w:rPr>
+          <w:noProof/>
+          <w:sz w:val="32"/>
+          <w:szCs w:val="32"/>
+        </w:rPr>
+      </w:pPr>
     </w:p>
     <w:sectPr>
       <w:pgSz w:w="11906" w:h="16838"/>
@@ -2563,7 +3970,6 @@
   <w:style w:type="character" w:default="1" w:styleId="DefaultParagraphFont">
     <w:name w:val="Default Paragraph Font"/>
     <w:uiPriority w:val="1"/>
-    <w:semiHidden/>
     <w:unhideWhenUsed/>
   </w:style>
   <w:style w:type="table" w:default="1" w:styleId="TableNormal">
